--- a/samples/quiz_template.docx
+++ b/samples/quiz_template.docx
@@ -30,7 +30,7 @@
     <w:p/>
     <w:p>
       <w:r>
-        <w:t># الأسطر التي تبدأ بـ # تعليقات تُتجاهَل. النجمة * تعني الجواب الصحيح.</w:t>
+        <w:t># النجمة * تعني الجواب الصحيح. الأسطر التي تبدأ بـ # تعليقات تُتجاهَل.</w:t>
       </w:r>
     </w:p>
     <w:p>
@@ -171,7 +171,7 @@
     <w:p/>
     <w:p>
       <w:r>
-        <w:t>سؤال) مقال | الكفاية: التركيب | النقطة: 4</w:t>
+        <w:t>سؤال) مقال | الكفاية: التركيب | النقطة: 4 | نص: s1</w:t>
       </w:r>
     </w:p>
     <w:p>
